--- a/tema8/materials/Тексты-тема-8.docx
+++ b/tema8/materials/Тексты-тема-8.docx
@@ -73,7 +73,7 @@
           </w:tcPr>
           <w:p>
             <w:r>
-              <w:t>Экраны</w:t>
+              <w:t>Слайды</w:t>
             </w:r>
           </w:p>
         </w:tc>
@@ -117,7 +117,7 @@
           </w:tcPr>
           <w:p>
             <w:r>
-              <w:t>обложка, слайд 02, слайд 03</w:t>
+              <w:t>слайд 01 · обложка, слайд 02, слайд 03</w:t>
             </w:r>
           </w:p>
         </w:tc>
@@ -171,7 +171,7 @@
           </w:tcPr>
           <w:p>
             <w:r>
-              <w:t>~1,9 мин</w:t>
+              <w:t>~2,0 мин</w:t>
             </w:r>
           </w:p>
         </w:tc>
@@ -249,7 +249,7 @@
           </w:tcPr>
           <w:p>
             <w:r>
-              <w:t>слайд 08, слайд 09, выводы</w:t>
+              <w:t>слайд 08, слайд 09, слайд 10 · выводы</w:t>
             </w:r>
           </w:p>
         </w:tc>
@@ -293,7 +293,7 @@
           </w:tcPr>
           <w:p>
             <w:r>
-              <w:t>~7,9 мин</w:t>
+              <w:t>~8,0 мин</w:t>
             </w:r>
           </w:p>
         </w:tc>
@@ -340,7 +340,7 @@
         <w:t xml:space="preserve">Заканчивай фразой-переходом </w:t>
       </w:r>
       <w:r>
-        <w:t>— она в конце твоего последнего экрана.</w:t>
+        <w:t>— она в конце твоего последнего слайда.</w:t>
       </w:r>
     </w:p>
     <w:p>
@@ -521,7 +521,7 @@
         <w:rPr>
           <w:color w:val="76787D"/>
         </w:rPr>
-        <w:t>Зачем нужны партии и какими они бывают · ~1,9 мин</w:t>
+        <w:t>Зачем нужны партии и какими они бывают · ~2,0 мин</w:t>
       </w:r>
     </w:p>
     <w:p>
@@ -566,27 +566,27 @@
         <w:rPr>
           <w:color w:val="2C2E33"/>
         </w:rPr>
-        <w:t>Слайд 05 · Какие бывают партии · ~60 сек</w:t>
+        <w:t>Слайд 05 · Какие бывают партии · ~65 сек</w:t>
       </w:r>
     </w:p>
     <w:p>
       <w:r>
-        <w:t>Партии делят по нескольким признакам.</w:t>
+        <w:t>Любую партию можно описать четырьмя вопросами. Какие у неё идеи — левая, центристская или правая; это мы разбирали в прошлой теме.</w:t>
       </w:r>
     </w:p>
     <w:p>
       <w:r>
-        <w:t>По идеологии — левые, центристские и правые; это мы разбирали в прошлой теме.</w:t>
+        <w:t>Как она устроена — это классификация француза Мориса Дюверже, книга «Политические партии», 1951 год. Кадровые партии небольшие, держатся на известных людях и оживают к выборам. Массовые — много членов, взносы, постоянная работа.</w:t>
       </w:r>
     </w:p>
     <w:p>
       <w:r>
-        <w:t>По устройству — классификация француза Мориса Дюверже, книга «Политические партии», 1951 год. Кадровые партии небольшие, держатся на известных людях и оживают к выборам. Массовые — много членов, взносы, постоянная работа.</w:t>
+        <w:t>У власти она или нет: правящая партия победила на выборах и формирует правительство, оппозиционная — не у власти, критикует её и предлагает свои решения.</w:t>
       </w:r>
     </w:p>
     <w:p>
       <w:r>
-        <w:t>По отношению к власти — правящие и оппозиционные. А Отто Кирхгеймер в 1966 году выделил «всеохватные» партии, которые обращаются сразу ко всем избирателям.</w:t>
+        <w:t>И для кого она: одни партии говорят от имени одной группы, например рабочих, а «всеохватные» — так их назвал Отто Кирхгеймер в 1966 году — обращаются сразу ко всем избирателям.</w:t>
       </w:r>
     </w:p>
     <w:p>

--- a/tema8/materials/Тексты-тема-8.docx
+++ b/tema8/materials/Тексты-тема-8.docx
@@ -73,7 +73,7 @@
           </w:tcPr>
           <w:p>
             <w:r>
-              <w:t>Слайды</w:t>
+              <w:t>Экраны</w:t>
             </w:r>
           </w:p>
         </w:tc>
@@ -117,7 +117,7 @@
           </w:tcPr>
           <w:p>
             <w:r>
-              <w:t>слайд 01 · обложка, слайд 02, слайд 03</w:t>
+              <w:t>обложка, слайд 02, слайд 03</w:t>
             </w:r>
           </w:p>
         </w:tc>
@@ -171,7 +171,7 @@
           </w:tcPr>
           <w:p>
             <w:r>
-              <w:t>~2,0 мин</w:t>
+              <w:t>~1,9 мин</w:t>
             </w:r>
           </w:p>
         </w:tc>
@@ -249,7 +249,7 @@
           </w:tcPr>
           <w:p>
             <w:r>
-              <w:t>слайд 08, слайд 09, слайд 10 · выводы</w:t>
+              <w:t>слайд 08, слайд 09, выводы</w:t>
             </w:r>
           </w:p>
         </w:tc>
@@ -293,7 +293,7 @@
           </w:tcPr>
           <w:p>
             <w:r>
-              <w:t>~8,0 мин</w:t>
+              <w:t>~7,9 мин</w:t>
             </w:r>
           </w:p>
         </w:tc>
@@ -340,7 +340,7 @@
         <w:t xml:space="preserve">Заканчивай фразой-переходом </w:t>
       </w:r>
       <w:r>
-        <w:t>— она в конце твоего последнего слайда.</w:t>
+        <w:t>— она в конце твоего последнего экрана.</w:t>
       </w:r>
     </w:p>
     <w:p>
@@ -521,7 +521,7 @@
         <w:rPr>
           <w:color w:val="76787D"/>
         </w:rPr>
-        <w:t>Зачем нужны партии и какими они бывают · ~2,0 мин</w:t>
+        <w:t>Зачем нужны партии и какими они бывают · ~1,9 мин</w:t>
       </w:r>
     </w:p>
     <w:p>
@@ -566,27 +566,27 @@
         <w:rPr>
           <w:color w:val="2C2E33"/>
         </w:rPr>
-        <w:t>Слайд 05 · Какие бывают партии · ~65 сек</w:t>
+        <w:t>Слайд 05 · Какие бывают партии · ~60 сек</w:t>
       </w:r>
     </w:p>
     <w:p>
       <w:r>
-        <w:t>Любую партию можно описать четырьмя вопросами. Какие у неё идеи — левая, центристская или правая; это мы разбирали в прошлой теме.</w:t>
+        <w:t>Партии делят по нескольким признакам.</w:t>
       </w:r>
     </w:p>
     <w:p>
       <w:r>
-        <w:t>Как она устроена — это классификация француза Мориса Дюверже, книга «Политические партии», 1951 год. Кадровые партии небольшие, держатся на известных людях и оживают к выборам. Массовые — много членов, взносы, постоянная работа.</w:t>
+        <w:t>По идеологии — левые, центристские и правые; это мы разбирали в прошлой теме.</w:t>
       </w:r>
     </w:p>
     <w:p>
       <w:r>
-        <w:t>У власти она или нет: правящая партия победила на выборах и формирует правительство, оппозиционная — не у власти, критикует её и предлагает свои решения.</w:t>
+        <w:t>По устройству — классификация француза Мориса Дюверже, книга «Политические партии», 1951 год. Кадровые партии небольшие, держатся на известных людях и оживают к выборам. Массовые — много членов, взносы, постоянная работа.</w:t>
       </w:r>
     </w:p>
     <w:p>
       <w:r>
-        <w:t>И для кого она: одни партии говорят от имени одной группы, например рабочих, а «всеохватные» — так их назвал Отто Кирхгеймер в 1966 году — обращаются сразу ко всем избирателям.</w:t>
+        <w:t>По отношению к власти — правящие и оппозиционные. А Отто Кирхгеймер в 1966 году выделил «всеохватные» партии, которые обращаются сразу ко всем избирателям.</w:t>
       </w:r>
     </w:p>
     <w:p>

--- a/tema8/materials/Тексты-тема-8.docx
+++ b/tema8/materials/Тексты-тема-8.docx
@@ -73,7 +73,7 @@
           </w:tcPr>
           <w:p>
             <w:r>
-              <w:t>Экраны</w:t>
+              <w:t>Слайды</w:t>
             </w:r>
           </w:p>
         </w:tc>
@@ -117,7 +117,7 @@
           </w:tcPr>
           <w:p>
             <w:r>
-              <w:t>обложка, слайд 02, слайд 03</w:t>
+              <w:t>слайд 01 · обложка, слайд 02, слайд 03</w:t>
             </w:r>
           </w:p>
         </w:tc>
@@ -249,7 +249,7 @@
           </w:tcPr>
           <w:p>
             <w:r>
-              <w:t>слайд 08, слайд 09, выводы</w:t>
+              <w:t>слайд 08, слайд 09, слайд 10 · выводы</w:t>
             </w:r>
           </w:p>
         </w:tc>
@@ -340,7 +340,7 @@
         <w:t xml:space="preserve">Заканчивай фразой-переходом </w:t>
       </w:r>
       <w:r>
-        <w:t>— она в конце твоего последнего экрана.</w:t>
+        <w:t>— она в конце твоего последнего слайда.</w:t>
       </w:r>
     </w:p>
     <w:p>
@@ -435,7 +435,7 @@
     </w:p>
     <w:p>
       <w:r>
-        <w:t>Мы разберём, что такое партия, как она работает и чем отличается от движения, а в конце покажем проект своей партии — это задание СРО недели.</w:t>
+        <w:t>Мы разберём, что такое партия, как она работает и чем отличается от движения, а в конце покажем, как придумать свою партию.</w:t>
       </w:r>
     </w:p>
     <w:p>
@@ -754,17 +754,17 @@
     </w:p>
     <w:p>
       <w:r>
-        <w:t>Задание СРО этой недели — проект собственной политической партии. Мы предлагаем делать его за пять шагов.</w:t>
+        <w:t>Как придумать собственную политическую партию? Мы предлагаем пять шагов.</w:t>
       </w:r>
     </w:p>
     <w:p>
       <w:r>
-        <w:t>Первый — название и символ: коротко и понятно. Второй — идеология: ответьте на три вопроса из прошлой темы — про экономику, традицию и справедливость. Третий — три главных пункта программы, не больше.</w:t>
+        <w:t>Первый — название и символ: коротко и понятно. Второй — идеология: её определяют три вопроса — про экономику, традицию и справедливость. Третий — три главных пункта программы, не больше.</w:t>
       </w:r>
     </w:p>
     <w:p>
       <w:r>
-        <w:t>Четвёртый — избиратель: кто именно за вас проголосует и почему. Пятый — организация: как собрать пять тысяч членов и открыть отделения в регионах, чтобы партию зарегистрировали.</w:t>
+        <w:t>Четвёртый — избиратель: кто именно за партию проголосует и почему. Пятый — организация: как собрать пять тысяч членов и открыть отделения в регионах, чтобы партию зарегистрировали.</w:t>
       </w:r>
     </w:p>
     <w:p>
